--- a/gabarits/livrable_evkha.docx
+++ b/gabarits/livrable_evkha.docx
@@ -12098,8 +12098,8 @@
       </w:tcPr>
     </w:tblStylePr>
   </w:style>
-  <w:style w:type="paragraph" w:customStyle="1" w:styleId="EVKHATitredocument">
-    <w:name w:val="EVKHA Titre document"/>
+  <w:style w:type="paragraph" w:customStyle="1" w:styleId="ÉtudeTitredocument">
+    <w:name w:val="Étude Titre document"/>
     <w:pPr>
       <w:spacing w:before="0" w:after="120" w:line="240" w:lineRule="auto"/>
     </w:pPr>
@@ -12111,8 +12111,8 @@
       <w:sz w:val="60"/>
     </w:rPr>
   </w:style>
-  <w:style w:type="paragraph" w:customStyle="1" w:styleId="EVKHASous-titre">
-    <w:name w:val="EVKHA Sous-titre"/>
+  <w:style w:type="paragraph" w:customStyle="1" w:styleId="ÉtudeSous-titre">
+    <w:name w:val="Étude Sous-titre"/>
     <w:pPr>
       <w:spacing w:before="0" w:after="360" w:line="288" w:lineRule="auto"/>
     </w:pPr>
@@ -12124,8 +12124,8 @@
       <w:sz w:val="28"/>
     </w:rPr>
   </w:style>
-  <w:style w:type="paragraph" w:customStyle="1" w:styleId="EVKHATitrechapitre">
-    <w:name w:val="EVKHA Titre chapitre"/>
+  <w:style w:type="paragraph" w:customStyle="1" w:styleId="ÉtudeTitrechapitre">
+    <w:name w:val="Étude Titre chapitre"/>
     <w:pPr>
       <w:spacing w:before="360" w:after="160" w:line="264" w:lineRule="auto"/>
     </w:pPr>
@@ -12137,8 +12137,8 @@
       <w:sz w:val="36"/>
     </w:rPr>
   </w:style>
-  <w:style w:type="paragraph" w:customStyle="1" w:styleId="EVKHATitresection">
-    <w:name w:val="EVKHA Titre section"/>
+  <w:style w:type="paragraph" w:customStyle="1" w:styleId="ÉtudeTitresection">
+    <w:name w:val="Étude Titre section"/>
     <w:pPr>
       <w:spacing w:before="240" w:after="80" w:line="276" w:lineRule="auto"/>
     </w:pPr>
@@ -12150,8 +12150,8 @@
       <w:sz w:val="26"/>
     </w:rPr>
   </w:style>
-  <w:style w:type="paragraph" w:customStyle="1" w:styleId="EVKHACorps">
-    <w:name w:val="EVKHA Corps"/>
+  <w:style w:type="paragraph" w:customStyle="1" w:styleId="ÉtudeCorps">
+    <w:name w:val="Étude Corps"/>
     <w:pPr>
       <w:spacing w:before="0" w:after="120" w:line="300" w:lineRule="auto"/>
       <w:jc w:val="both"/>
@@ -12164,8 +12164,8 @@
       <w:sz w:val="20"/>
     </w:rPr>
   </w:style>
-  <w:style w:type="paragraph" w:customStyle="1" w:styleId="EVKHABandeau">
-    <w:name w:val="EVKHA Bandeau"/>
+  <w:style w:type="paragraph" w:customStyle="1" w:styleId="ÉtudeBandeau">
+    <w:name w:val="Étude Bandeau"/>
     <w:pPr>
       <w:spacing w:before="80" w:after="80" w:line="264" w:lineRule="auto"/>
     </w:pPr>
@@ -12177,8 +12177,8 @@
       <w:sz w:val="32"/>
     </w:rPr>
   </w:style>
-  <w:style w:type="paragraph" w:customStyle="1" w:styleId="EVKHAEncadrétitre">
-    <w:name w:val="EVKHA Encadré titre"/>
+  <w:style w:type="paragraph" w:customStyle="1" w:styleId="ÉtudeEncadrétitre">
+    <w:name w:val="Étude Encadré titre"/>
     <w:pPr>
       <w:spacing w:before="0" w:after="40" w:line="276" w:lineRule="auto"/>
     </w:pPr>
@@ -12192,8 +12192,8 @@
       <w:spacing w:val="20"/>
     </w:rPr>
   </w:style>
-  <w:style w:type="paragraph" w:customStyle="1" w:styleId="EVKHAEncadrécorps">
-    <w:name w:val="EVKHA Encadré corps"/>
+  <w:style w:type="paragraph" w:customStyle="1" w:styleId="ÉtudeEncadrécorps">
+    <w:name w:val="Étude Encadré corps"/>
     <w:pPr>
       <w:spacing w:before="0" w:after="0" w:line="288" w:lineRule="auto"/>
     </w:pPr>
@@ -12205,8 +12205,8 @@
       <w:sz w:val="19"/>
     </w:rPr>
   </w:style>
-  <w:style w:type="paragraph" w:customStyle="1" w:styleId="EVKHAChiffrevaleur">
-    <w:name w:val="EVKHA Chiffre valeur"/>
+  <w:style w:type="paragraph" w:customStyle="1" w:styleId="ÉtudeChiffrevaleur">
+    <w:name w:val="Étude Chiffre valeur"/>
     <w:pPr>
       <w:spacing w:before="0" w:after="0" w:line="240" w:lineRule="auto"/>
       <w:jc w:val="center"/>
@@ -12219,8 +12219,8 @@
       <w:sz w:val="40"/>
     </w:rPr>
   </w:style>
-  <w:style w:type="paragraph" w:customStyle="1" w:styleId="EVKHAChiffrelibellé">
-    <w:name w:val="EVKHA Chiffre libellé"/>
+  <w:style w:type="paragraph" w:customStyle="1" w:styleId="ÉtudeChiffrelibellé">
+    <w:name w:val="Étude Chiffre libellé"/>
     <w:pPr>
       <w:spacing w:before="0" w:after="0" w:line="264" w:lineRule="auto"/>
       <w:jc w:val="center"/>
@@ -12233,8 +12233,8 @@
       <w:sz w:val="16"/>
     </w:rPr>
   </w:style>
-  <w:style w:type="paragraph" w:customStyle="1" w:styleId="EVKHATableauen-tête">
-    <w:name w:val="EVKHA Tableau en-tête"/>
+  <w:style w:type="paragraph" w:customStyle="1" w:styleId="ÉtudeTableauen-tête">
+    <w:name w:val="Étude Tableau en-tête"/>
     <w:pPr>
       <w:spacing w:before="0" w:after="0" w:line="264" w:lineRule="auto"/>
     </w:pPr>
@@ -12246,8 +12246,8 @@
       <w:sz w:val="18"/>
     </w:rPr>
   </w:style>
-  <w:style w:type="paragraph" w:customStyle="1" w:styleId="EVKHATableaucellule">
-    <w:name w:val="EVKHA Tableau cellule"/>
+  <w:style w:type="paragraph" w:customStyle="1" w:styleId="ÉtudeTableaucellule">
+    <w:name w:val="Étude Tableau cellule"/>
     <w:pPr>
       <w:spacing w:before="0" w:after="0" w:line="276" w:lineRule="auto"/>
     </w:pPr>
@@ -12259,8 +12259,8 @@
       <w:sz w:val="18"/>
     </w:rPr>
   </w:style>
-  <w:style w:type="paragraph" w:customStyle="1" w:styleId="EVKHASource">
-    <w:name w:val="EVKHA Source"/>
+  <w:style w:type="paragraph" w:customStyle="1" w:styleId="ÉtudeSource">
+    <w:name w:val="Étude Source"/>
     <w:pPr>
       <w:spacing w:before="40" w:after="160" w:line="276" w:lineRule="auto"/>
     </w:pPr>
@@ -12272,8 +12272,8 @@
       <w:sz w:val="16"/>
     </w:rPr>
   </w:style>
-  <w:style w:type="paragraph" w:customStyle="1" w:styleId="EVKHALégende">
-    <w:name w:val="EVKHA Légende"/>
+  <w:style w:type="paragraph" w:customStyle="1" w:styleId="ÉtudeLégende">
+    <w:name w:val="Étude Légende"/>
     <w:pPr>
       <w:spacing w:before="0" w:after="120" w:line="276" w:lineRule="auto"/>
       <w:jc w:val="center"/>

--- a/gabarits/livrable_evkha.docx
+++ b/gabarits/livrable_evkha.docx
@@ -12124,23 +12124,11 @@
       <w:sz w:val="28"/>
     </w:rPr>
   </w:style>
-  <w:style w:type="paragraph" w:customStyle="1" w:styleId="ÉtudeTitrechapitre">
-    <w:name w:val="Étude Titre chapitre"/>
-    <w:pPr>
-      <w:spacing w:before="360" w:after="160" w:line="264" w:lineRule="auto"/>
-    </w:pPr>
-    <w:rPr>
-      <w:rFonts w:ascii="Georgia" w:hAnsi="Georgia" w:eastAsia="Georgia" w:cs="Georgia"/>
-      <w:b w:val="0"/>
-      <w:i w:val="0"/>
-      <w:color w:val="202020"/>
-      <w:sz w:val="36"/>
-    </w:rPr>
-  </w:style>
   <w:style w:type="paragraph" w:customStyle="1" w:styleId="ÉtudeTitresection">
     <w:name w:val="Étude Titre section"/>
     <w:pPr>
       <w:spacing w:before="240" w:after="80" w:line="276" w:lineRule="auto"/>
+      <w:outlineLvl w:val="1"/>
     </w:pPr>
     <w:rPr>
       <w:rFonts w:ascii="Aptos" w:hAnsi="Aptos" w:eastAsia="Aptos" w:cs="Aptos"/>
@@ -12168,6 +12156,7 @@
     <w:name w:val="Étude Bandeau"/>
     <w:pPr>
       <w:spacing w:before="80" w:after="80" w:line="264" w:lineRule="auto"/>
+      <w:outlineLvl w:val="0"/>
     </w:pPr>
     <w:rPr>
       <w:rFonts w:ascii="Georgia" w:hAnsi="Georgia" w:eastAsia="Georgia" w:cs="Georgia"/>
